--- a/doc-files/templates/Experience certificate.docx
+++ b/doc-files/templates/Experience certificate.docx
@@ -325,7 +325,7 @@
           <w:sz w:val="40"/>
           <w:szCs w:val="40"/>
         </w:rPr>
-        <w:t>TheSoftKing</w:t>
+        <w:t>{Company.Name}</w:t>
       </w:r>
       <w:proofErr w:type="spellEnd"/>
       <w:r>
@@ -335,7 +335,7 @@
           <w:sz w:val="40"/>
           <w:szCs w:val="40"/>
         </w:rPr>
-        <w:t xml:space="preserve"> Limited</w:t>
+        <w:t xml:space="preserve"/>
       </w:r>
       <w:r>
         <w:rPr>
@@ -522,15 +522,15 @@
           <w:sz w:val="40"/>
           <w:szCs w:val="40"/>
         </w:rPr>
-        <w:t xml:space="preserve">Md. </w:t>
-      </w:r>
-      <w:r>
-        <w:rPr>
-          <w:rFonts w:ascii="Monotype Corsiva" w:hAnsi="Monotype Corsiva"/>
-          <w:sz w:val="40"/>
-          <w:szCs w:val="40"/>
-        </w:rPr>
-        <w:t>Hasibur Rahman Hasan</w:t>
+        <w:t xml:space="preserve">{Company.SignatoryName}</w:t>
+      </w:r>
+      <w:r>
+        <w:rPr>
+          <w:rFonts w:ascii="Monotype Corsiva" w:hAnsi="Monotype Corsiva"/>
+          <w:sz w:val="40"/>
+          <w:szCs w:val="40"/>
+        </w:rPr>
+        <w:t/>
       </w:r>
       <w:r>
         <w:rPr>
@@ -546,7 +546,7 @@
           <w:sz w:val="36"/>
           <w:szCs w:val="36"/>
         </w:rPr>
-        <w:t>Head Of Operations</w:t>
+        <w:t>{Company.SignatoryTitle}</w:t>
       </w:r>
     </w:p>
     <w:p>
@@ -560,7 +560,7 @@
           <w:sz w:val="40"/>
           <w:szCs w:val="40"/>
         </w:rPr>
-        <w:t>TheSoftKing</w:t>
+        <w:t>{Company.Name}</w:t>
       </w:r>
       <w:proofErr w:type="spellEnd"/>
       <w:r>
@@ -569,7 +569,7 @@
           <w:sz w:val="40"/>
           <w:szCs w:val="40"/>
         </w:rPr>
-        <w:t xml:space="preserve"> Limited</w:t>
+        <w:t xml:space="preserve"/>
       </w:r>
       <w:bookmarkEnd w:id="0"/>
     </w:p>
